--- a/assets/docs/08_Weekly_Administrative_Report.docx
+++ b/assets/docs/08_Weekly_Administrative_Report.docx
@@ -3,71 +3,20 @@
 <w:document xmlns:wpc="http://schemas.microsoft.com/office/word/2010/wordprocessingCanvas" xmlns:mo="http://schemas.microsoft.com/office/mac/office/2008/main" xmlns:mc="http://schemas.openxmlformats.org/markup-compatibility/2006" xmlns:mv="urn:schemas-microsoft-com:mac:vml" xmlns:o="urn:schemas-microsoft-com:office:office" xmlns:r="http://schemas.openxmlformats.org/officeDocument/2006/relationships" xmlns:m="http://schemas.openxmlformats.org/officeDocument/2006/math" xmlns:v="urn:schemas-microsoft-com:vml" xmlns:wp14="http://schemas.microsoft.com/office/word/2010/wordprocessingDrawing" xmlns:wp="http://schemas.openxmlformats.org/drawingml/2006/wordprocessingDrawing" xmlns:w10="urn:schemas-microsoft-com:office:word" xmlns:w="http://schemas.openxmlformats.org/wordprocessingml/2006/main" xmlns:w14="http://schemas.microsoft.com/office/word/2010/wordml" xmlns:wpg="http://schemas.microsoft.com/office/word/2010/wordprocessingGroup" xmlns:wpi="http://schemas.microsoft.com/office/word/2010/wordprocessingInk" xmlns:wne="http://schemas.microsoft.com/office/word/2006/wordml" xmlns:wps="http://schemas.microsoft.com/office/word/2010/wordprocessingShape" mc:Ignorable="w14 wp14">
   <w:body>
     <w:p>
-      <w:pPr>
-        <w:pStyle w:val="Title"/>
-      </w:pPr>
       <w:r>
+        <w:rPr>
+          <w:b/>
+          <w:sz w:val="40"/>
+        </w:rPr>
         <w:t>Weekly Administrative Report</w:t>
       </w:r>
     </w:p>
     <w:p>
       <w:r>
-        <w:t>Reporting Period: August 10–14, 2026</w:t>
-      </w:r>
-    </w:p>
-    <w:p>
-      <w:r>
         <w:rPr>
-          <w:b/>
+          <w:i/>
         </w:rPr>
-        <w:t xml:space="preserve">Completed Tasks: </w:t>
-      </w:r>
-      <w:r>
-        <w:t>27</w:t>
-      </w:r>
-    </w:p>
-    <w:p>
-      <w:r>
-        <w:rPr>
-          <w:b/>
-        </w:rPr>
-        <w:t xml:space="preserve">Pending Tasks: </w:t>
-      </w:r>
-      <w:r>
-        <w:t>6</w:t>
-      </w:r>
-    </w:p>
-    <w:p>
-      <w:r>
-        <w:rPr>
-          <w:b/>
-        </w:rPr>
-        <w:t xml:space="preserve">Client Follow-ups: </w:t>
-      </w:r>
-      <w:r>
-        <w:t>12</w:t>
-      </w:r>
-    </w:p>
-    <w:p>
-      <w:r>
-        <w:rPr>
-          <w:b/>
-        </w:rPr>
-        <w:t xml:space="preserve">Meetings Scheduled: </w:t>
-      </w:r>
-      <w:r>
-        <w:t>8</w:t>
-      </w:r>
-    </w:p>
-    <w:p>
-      <w:r>
-        <w:rPr>
-          <w:b/>
-        </w:rPr>
-        <w:t xml:space="preserve">Documents Processed: </w:t>
-      </w:r>
-      <w:r>
-        <w:t>43</w:t>
+        <w:t>BrightPath Creative Studio | Week ending August 15, 2026</w:t>
       </w:r>
     </w:p>
     <w:p>
@@ -75,7 +24,20 @@
         <w:pStyle w:val="Heading1"/>
       </w:pPr>
       <w:r>
-        <w:t>Accomplishments</w:t>
+        <w:t>Executive Summary</w:t>
+      </w:r>
+    </w:p>
+    <w:p>
+      <w:r>
+        <w:t>Administrative records were updated, task statuses were reviewed, and weekly documentation was maintained. Remaining priorities are Drive organization, invoice follow-up, and onboarding checklist completion.</w:t>
+      </w:r>
+    </w:p>
+    <w:p>
+      <w:pPr>
+        <w:pStyle w:val="Heading1"/>
+      </w:pPr>
+      <w:r>
+        <w:t>Completed</w:t>
       </w:r>
     </w:p>
     <w:p>
@@ -83,7 +45,7 @@
         <w:pStyle w:val="ListBullet"/>
       </w:pPr>
       <w:r>
-        <w:t>Updated client database</w:t>
+        <w:t>Client database updated</w:t>
       </w:r>
     </w:p>
     <w:p>
@@ -91,7 +53,7 @@
         <w:pStyle w:val="ListBullet"/>
       </w:pPr>
       <w:r>
-        <w:t>Organized Google Drive folders</w:t>
+        <w:t>Client meeting confirmed</w:t>
       </w:r>
     </w:p>
     <w:p>
@@ -99,7 +61,7 @@
         <w:pStyle w:val="ListBullet"/>
       </w:pPr>
       <w:r>
-        <w:t>Processed administrative documents</w:t>
+        <w:t>Meeting notes documented</w:t>
       </w:r>
     </w:p>
     <w:p>
@@ -107,7 +69,15 @@
         <w:pStyle w:val="ListBullet"/>
       </w:pPr>
       <w:r>
-        <w:t>Scheduled client meetings</w:t>
+        <w:t>Expense records updated</w:t>
+      </w:r>
+    </w:p>
+    <w:p>
+      <w:pPr>
+        <w:pStyle w:val="Heading1"/>
+      </w:pPr>
+      <w:r>
+        <w:t>In Progress</w:t>
       </w:r>
     </w:p>
     <w:p>
@@ -115,7 +85,15 @@
         <w:pStyle w:val="ListBullet"/>
       </w:pPr>
       <w:r>
-        <w:t>Followed up on pending requests</w:t>
+        <w:t>Weekly report preparation</w:t>
+      </w:r>
+    </w:p>
+    <w:p>
+      <w:pPr>
+        <w:pStyle w:val="ListBullet"/>
+      </w:pPr>
+      <w:r>
+        <w:t>Client onboarding checklist</w:t>
       </w:r>
     </w:p>
     <w:p>
@@ -123,7 +101,7 @@
         <w:pStyle w:val="Heading1"/>
       </w:pPr>
       <w:r>
-        <w:t>Pending Items</w:t>
+        <w:t>Pending</w:t>
       </w:r>
     </w:p>
     <w:p>
@@ -131,7 +109,7 @@
         <w:pStyle w:val="ListBullet"/>
       </w:pPr>
       <w:r>
-        <w:t>Awaiting client documents</w:t>
+        <w:t>Google Drive organization</w:t>
       </w:r>
     </w:p>
     <w:p>
@@ -139,7 +117,7 @@
         <w:pStyle w:val="ListBullet"/>
       </w:pPr>
       <w:r>
-        <w:t>Two invoices requiring confirmation</w:t>
+        <w:t>Invoice follow-up</w:t>
       </w:r>
     </w:p>
     <w:p>
@@ -147,7 +125,7 @@
         <w:pStyle w:val="ListBullet"/>
       </w:pPr>
       <w:r>
-        <w:t>Three appointments awaiting confirmation</w:t>
+        <w:t>Archive completed files</w:t>
       </w:r>
     </w:p>
     <w:p>
@@ -155,7 +133,7 @@
         <w:pStyle w:val="Heading1"/>
       </w:pPr>
       <w:r>
-        <w:t>Next Week</w:t>
+        <w:t>Next Week Priorities</w:t>
       </w:r>
     </w:p>
     <w:p>
@@ -163,7 +141,7 @@
         <w:pStyle w:val="ListBullet"/>
       </w:pPr>
       <w:r>
-        <w:t>Complete document audit</w:t>
+        <w:t>Complete Drive structure</w:t>
       </w:r>
     </w:p>
     <w:p>
@@ -171,7 +149,7 @@
         <w:pStyle w:val="ListBullet"/>
       </w:pPr>
       <w:r>
-        <w:t>Update client records</w:t>
+        <w:t>Close invoice follow-up</w:t>
       </w:r>
     </w:p>
     <w:p>
@@ -179,12 +157,38 @@
         <w:pStyle w:val="ListBullet"/>
       </w:pPr>
       <w:r>
-        <w:t>Follow up with outstanding clients</w:t>
+        <w:t>Finalize onboarding SOP</w:t>
+      </w:r>
+    </w:p>
+    <w:p>
+      <w:pPr>
+        <w:pStyle w:val="ListBullet"/>
+      </w:pPr>
+      <w:r>
+        <w:t>Archive completed documents</w:t>
+      </w:r>
+    </w:p>
+    <w:p>
+      <w:pPr>
+        <w:pStyle w:val="Heading1"/>
+      </w:pPr>
+      <w:r>
+        <w:t>Risks / Attention</w:t>
+      </w:r>
+    </w:p>
+    <w:p>
+      <w:r>
+        <w:t>Monitor outstanding items against due dates and follow up before they become overdue.</w:t>
+      </w:r>
+    </w:p>
+    <w:p>
+      <w:r>
+        <w:t>SIMULATED PORTFOLIO PROJECT — All client names, records, and figures are fictional.</w:t>
       </w:r>
     </w:p>
     <w:sectPr>
       <w:pgSz w:w="12240" w:h="15840"/>
-      <w:pgMar w:top="1440" w:right="1800" w:bottom="1440" w:left="1800" w:header="720" w:footer="720" w:gutter="0"/>
+      <w:pgMar w:top="936" w:right="1800" w:bottom="936" w:left="1800" w:header="720" w:footer="720" w:gutter="0"/>
       <w:cols w:space="720"/>
       <w:docGrid w:linePitch="360"/>
     </w:sectPr>
